--- a/הסבר אופן  העבודה.docx
+++ b/הסבר אופן  העבודה.docx
@@ -1,6 +1,6 @@
 
 <file path=word/document.xml><?xml version="1.0" encoding="utf-8"?>
-<w:document xmlns:wpc="http://schemas.microsoft.com/office/word/2010/wordprocessingCanvas" xmlns:cx="http://schemas.microsoft.com/office/drawing/2014/chartex" xmlns:cx1="http://schemas.microsoft.com/office/drawing/2015/9/8/chartex" xmlns:cx2="http://schemas.microsoft.com/office/drawing/2015/10/21/chartex" xmlns:cx3="http://schemas.microsoft.com/office/drawing/2016/5/9/chartex" xmlns:cx4="http://schemas.microsoft.com/office/drawing/2016/5/10/chartex" xmlns:cx5="http://schemas.microsoft.com/office/drawing/2016/5/11/chartex" xmlns:cx6="http://schemas.microsoft.com/office/drawing/2016/5/12/chartex" xmlns:cx7="http://schemas.microsoft.com/office/drawing/2016/5/13/chartex" xmlns:cx8="http://schemas.microsoft.com/office/drawing/2016/5/14/chartex" xmlns:mc="http://schemas.openxmlformats.org/markup-compatibility/2006" xmlns:aink="http://schemas.microsoft.com/office/drawing/2016/ink" xmlns:am3d="http://schemas.microsoft.com/office/drawing/2017/model3d" xmlns:o="urn:schemas-microsoft-com:office:office" xmlns:oel="http://schemas.microsoft.com/office/2019/extlst" xmlns:r="http://schemas.openxmlformats.org/officeDocument/2006/relationships" xmlns:m="http://schemas.openxmlformats.org/officeDocument/2006/math" xmlns:v="urn:schemas-microsoft-com:vml" xmlns:wp14="http://schemas.microsoft.com/office/word/2010/wordprocessingDrawing" xmlns:wp="http://schemas.openxmlformats.org/drawingml/2006/wordprocessingDrawing" xmlns:w10="urn:schemas-microsoft-com:office:word" xmlns:w="http://schemas.openxmlformats.org/wordprocessingml/2006/main" xmlns:w14="http://schemas.microsoft.com/office/word/2010/wordml" xmlns:w15="http://schemas.microsoft.com/office/word/2012/wordml" xmlns:w16cex="http://schemas.microsoft.com/office/word/2018/wordml/cex" xmlns:w16cid="http://schemas.microsoft.com/office/word/2016/wordml/cid" xmlns:w16="http://schemas.microsoft.com/office/word/2018/wordml" xmlns:w16du="http://schemas.microsoft.com/office/word/2023/wordml/word16du" xmlns:w16sdtdh="http://schemas.microsoft.com/office/word/2020/wordml/sdtdatahash" xmlns:w16sdtfl="http://schemas.microsoft.com/office/word/2024/wordml/sdtformatlock" xmlns:w16se="http://schemas.microsoft.com/office/word/2015/wordml/symex" xmlns:wpg="http://schemas.microsoft.com/office/word/2010/wordprocessingGroup" xmlns:wpi="http://schemas.microsoft.com/office/word/2010/wordprocessingInk" xmlns:wne="http://schemas.microsoft.com/office/word/2006/wordml" xmlns:wps="http://schemas.microsoft.com/office/word/2010/wordprocessingShape" mc:Ignorable="w14 w15 w16se w16cid w16 w16cex w16sdtdh w16sdtfl w16du wp14">
+<w:document xmlns:wpc="http://schemas.microsoft.com/office/word/2010/wordprocessingCanvas" xmlns:cx="http://schemas.microsoft.com/office/drawing/2014/chartex" xmlns:cx1="http://schemas.microsoft.com/office/drawing/2015/9/8/chartex" xmlns:cx2="http://schemas.microsoft.com/office/drawing/2015/10/21/chartex" xmlns:cx3="http://schemas.microsoft.com/office/drawing/2016/5/9/chartex" xmlns:cx4="http://schemas.microsoft.com/office/drawing/2016/5/10/chartex" xmlns:cx5="http://schemas.microsoft.com/office/drawing/2016/5/11/chartex" xmlns:cx6="http://schemas.microsoft.com/office/drawing/2016/5/12/chartex" xmlns:cx7="http://schemas.microsoft.com/office/drawing/2016/5/13/chartex" xmlns:cx8="http://schemas.microsoft.com/office/drawing/2016/5/14/chartex" xmlns:mc="http://schemas.openxmlformats.org/markup-compatibility/2006" xmlns:aink="http://schemas.microsoft.com/office/drawing/2016/ink" xmlns:am3d="http://schemas.microsoft.com/office/drawing/2017/model3d" xmlns:o="urn:schemas-microsoft-com:office:office" xmlns:r="http://schemas.openxmlformats.org/officeDocument/2006/relationships" xmlns:m="http://schemas.openxmlformats.org/officeDocument/2006/math" xmlns:v="urn:schemas-microsoft-com:vml" xmlns:wp14="http://schemas.microsoft.com/office/word/2010/wordprocessingDrawing" xmlns:wp="http://schemas.openxmlformats.org/drawingml/2006/wordprocessingDrawing" xmlns:w10="urn:schemas-microsoft-com:office:word" xmlns:w="http://schemas.openxmlformats.org/wordprocessingml/2006/main" xmlns:w14="http://schemas.microsoft.com/office/word/2010/wordml" xmlns:w15="http://schemas.microsoft.com/office/word/2012/wordml" xmlns:w16cex="http://schemas.microsoft.com/office/word/2018/wordml/cex" xmlns:w16cid="http://schemas.microsoft.com/office/word/2016/wordml/cid" xmlns:w16="http://schemas.microsoft.com/office/word/2018/wordml" xmlns:w16sdtdh="http://schemas.microsoft.com/office/word/2020/wordml/sdtdatahash" xmlns:w16se="http://schemas.microsoft.com/office/word/2015/wordml/symex" xmlns:wpg="http://schemas.microsoft.com/office/word/2010/wordprocessingGroup" xmlns:wpi="http://schemas.microsoft.com/office/word/2010/wordprocessingInk" xmlns:wne="http://schemas.microsoft.com/office/word/2006/wordml" xmlns:wps="http://schemas.microsoft.com/office/word/2010/wordprocessingShape" mc:Ignorable="w14 w15 w16se w16cid w16 w16cex w16sdtdh wp14">
   <w:body>
     <w:p>
       <w:pPr>
@@ -161,7 +161,25 @@
           <w:szCs w:val="32"/>
           <w:rtl/>
         </w:rPr>
-        <w:t>וכיצד.</w:t>
+        <w:t>וכיצד</w:t>
+      </w:r>
+      <w:r>
+        <w:rPr>
+          <w:rFonts w:hint="cs"/>
+          <w:sz w:val="32"/>
+          <w:szCs w:val="32"/>
+          <w:rtl/>
+        </w:rPr>
+        <w:t xml:space="preserve"> </w:t>
+      </w:r>
+      <w:r>
+        <w:rPr>
+          <w:rFonts w:hint="cs"/>
+          <w:sz w:val="32"/>
+          <w:szCs w:val="32"/>
+          <w:rtl/>
+        </w:rPr>
+        <w:t>.</w:t>
       </w:r>
     </w:p>
     <w:p>
@@ -280,19 +298,17 @@
           <w:szCs w:val="32"/>
           <w:rtl/>
         </w:rPr>
-        <w:t xml:space="preserve"> שהוא יהיה  השרת שיביא לי את הנתונים מהמסד עבור מסך הדיווח </w:t>
-      </w:r>
-      <w:proofErr w:type="spellStart"/>
-      <w:r>
-        <w:rPr>
-          <w:rFonts w:hint="cs"/>
-          <w:sz w:val="32"/>
-          <w:szCs w:val="32"/>
-          <w:rtl/>
-        </w:rPr>
-        <w:t>שבאנגולר</w:t>
-      </w:r>
-      <w:proofErr w:type="spellEnd"/>
+        <w:t xml:space="preserve"> שהוא יהיה  השרת שיביא לי את הנתונים מהמסד עבור מסך הדיווח שבאנגולר</w:t>
+      </w:r>
+      <w:r>
+        <w:rPr>
+          <w:rFonts w:hint="cs"/>
+          <w:sz w:val="32"/>
+          <w:szCs w:val="32"/>
+          <w:rtl/>
+        </w:rPr>
+        <w:t>(לקוח)</w:t>
+      </w:r>
       <w:r>
         <w:rPr>
           <w:rFonts w:hint="cs"/>
@@ -367,7 +383,16 @@
           <w:szCs w:val="32"/>
           <w:rtl/>
         </w:rPr>
-        <w:t xml:space="preserve"> שמנהלת את החיבור לשרת</w:t>
+        <w:t xml:space="preserve"> שמנהלת את החיבור </w:t>
+      </w:r>
+      <w:r>
+        <w:rPr>
+          <w:rFonts w:hint="cs"/>
+          <w:sz w:val="32"/>
+          <w:szCs w:val="32"/>
+          <w:rtl/>
+        </w:rPr>
+        <w:t>שרת לקוח</w:t>
       </w:r>
       <w:r>
         <w:rPr>
@@ -470,7 +495,6 @@
         </w:rPr>
         <w:t>שאת רוב העבודה ה</w:t>
       </w:r>
-      <w:proofErr w:type="spellStart"/>
       <w:r>
         <w:rPr>
           <w:sz w:val="32"/>
@@ -478,13 +502,21 @@
         </w:rPr>
         <w:t>sql</w:t>
       </w:r>
-      <w:proofErr w:type="spellEnd"/>
-      <w:r>
-        <w:rPr>
-          <w:sz w:val="32"/>
-          <w:szCs w:val="32"/>
-        </w:rPr>
-        <w:t xml:space="preserve">  </w:t>
+      <w:r>
+        <w:rPr>
+          <w:rFonts w:hint="cs"/>
+          <w:sz w:val="32"/>
+          <w:szCs w:val="32"/>
+          <w:rtl/>
+        </w:rPr>
+        <w:t>-</w:t>
+      </w:r>
+      <w:r>
+        <w:rPr>
+          <w:sz w:val="32"/>
+          <w:szCs w:val="32"/>
+        </w:rPr>
+        <w:t xml:space="preserve"> </w:t>
       </w:r>
       <w:r>
         <w:rPr>
@@ -526,7 +558,6 @@
         </w:rPr>
         <w:t xml:space="preserve">ניסיתי לבדוק את השיטה </w:t>
       </w:r>
-      <w:proofErr w:type="spellStart"/>
       <w:r>
         <w:rPr>
           <w:sz w:val="32"/>
@@ -534,7 +565,6 @@
         </w:rPr>
         <w:t>DataTable</w:t>
       </w:r>
-      <w:proofErr w:type="spellEnd"/>
       <w:r>
         <w:rPr>
           <w:rFonts w:hint="cs"/>
@@ -566,7 +596,6 @@
         </w:rPr>
         <w:t xml:space="preserve">ניסיתי להשתמש בספריה  </w:t>
       </w:r>
-      <w:proofErr w:type="spellStart"/>
       <w:r>
         <w:rPr>
           <w:sz w:val="32"/>
@@ -574,7 +603,6 @@
         </w:rPr>
         <w:t>NCalc</w:t>
       </w:r>
-      <w:proofErr w:type="spellEnd"/>
       <w:r>
         <w:rPr>
           <w:sz w:val="32"/>
@@ -629,27 +657,7 @@
           <w:szCs w:val="32"/>
           <w:rtl/>
         </w:rPr>
-        <w:t>(</w:t>
-      </w:r>
-      <w:proofErr w:type="spellStart"/>
-      <w:r>
-        <w:rPr>
-          <w:rFonts w:hint="cs"/>
-          <w:sz w:val="32"/>
-          <w:szCs w:val="32"/>
-          <w:rtl/>
-        </w:rPr>
-        <w:t>הכל</w:t>
-      </w:r>
-      <w:proofErr w:type="spellEnd"/>
-      <w:r>
-        <w:rPr>
-          <w:rFonts w:hint="cs"/>
-          <w:sz w:val="32"/>
-          <w:szCs w:val="32"/>
-          <w:rtl/>
-        </w:rPr>
-        <w:t xml:space="preserve"> מתועד בדפים</w:t>
+        <w:t>(הכל מתועד בדפים</w:t>
       </w:r>
       <w:r>
         <w:rPr>
@@ -700,53 +708,14 @@
           <w:szCs w:val="32"/>
           <w:rtl/>
         </w:rPr>
-        <w:t xml:space="preserve">יצרתי פרויקט </w:t>
-      </w:r>
-      <w:proofErr w:type="spellStart"/>
-      <w:r>
-        <w:rPr>
-          <w:rFonts w:hint="cs"/>
-          <w:sz w:val="32"/>
-          <w:szCs w:val="32"/>
-          <w:rtl/>
-        </w:rPr>
-        <w:t>אנגולר</w:t>
-      </w:r>
-      <w:proofErr w:type="spellEnd"/>
-      <w:r>
-        <w:rPr>
-          <w:rFonts w:hint="cs"/>
-          <w:sz w:val="32"/>
-          <w:szCs w:val="32"/>
-          <w:rtl/>
-        </w:rPr>
-        <w:t xml:space="preserve"> שמכיל </w:t>
-      </w:r>
-      <w:proofErr w:type="spellStart"/>
-      <w:r>
-        <w:rPr>
-          <w:rFonts w:hint="cs"/>
-          <w:sz w:val="32"/>
-          <w:szCs w:val="32"/>
-          <w:rtl/>
-        </w:rPr>
-        <w:t>קומפוונטה</w:t>
-      </w:r>
-      <w:proofErr w:type="spellEnd"/>
-      <w:r>
-        <w:rPr>
-          <w:rFonts w:hint="cs"/>
-          <w:sz w:val="32"/>
-          <w:szCs w:val="32"/>
-          <w:rtl/>
-        </w:rPr>
-        <w:t xml:space="preserve"> של הדוח </w:t>
-      </w:r>
-    </w:p>
-    <w:p>
-      <w:pPr>
-        <w:pStyle w:val="a9"/>
-        <w:rPr>
+        <w:t xml:space="preserve">יצרתי פרויקט אנגולר שמכיל קומפוונטה של הדוח </w:t>
+      </w:r>
+    </w:p>
+    <w:p>
+      <w:pPr>
+        <w:pStyle w:val="a9"/>
+        <w:rPr>
+          <w:rFonts w:hint="cs"/>
           <w:sz w:val="32"/>
           <w:szCs w:val="32"/>
           <w:rtl/>
@@ -760,6 +729,31 @@
           <w:rtl/>
         </w:rPr>
         <w:t>מציג טבלה שמכילה את נתוני טבלת הלוג עם סיכום סופי של השיטה הנבחרת</w:t>
+      </w:r>
+      <w:r>
+        <w:rPr>
+          <w:rFonts w:hint="cs"/>
+          <w:sz w:val="32"/>
+          <w:szCs w:val="32"/>
+          <w:rtl/>
+        </w:rPr>
+        <w:t xml:space="preserve">  מכיל </w:t>
+      </w:r>
+      <w:r>
+        <w:rPr>
+          <w:sz w:val="32"/>
+          <w:szCs w:val="32"/>
+        </w:rPr>
+        <w:t xml:space="preserve">service  </w:t>
+      </w:r>
+      <w:r>
+        <w:rPr>
+          <w:rFonts w:hint="cs"/>
+          <w:sz w:val="32"/>
+          <w:szCs w:val="32"/>
+          <w:rtl/>
+        </w:rPr>
+        <w:t xml:space="preserve"> שמתחבר לשרת שמביא את כל הנתונים של טבלת הלוג</w:t>
       </w:r>
     </w:p>
     <w:p>
@@ -807,7 +801,6 @@
           <w:szCs w:val="40"/>
           <w:rtl/>
         </w:rPr>
-        <w:lastRenderedPageBreak/>
         <w:t xml:space="preserve"> </w:t>
       </w:r>
       <w:r>
@@ -817,16 +810,7 @@
           <w:szCs w:val="28"/>
           <w:rtl/>
         </w:rPr>
-        <w:t xml:space="preserve"> </w:t>
-      </w:r>
-      <w:r>
-        <w:rPr>
-          <w:rFonts w:hint="cs"/>
-          <w:sz w:val="28"/>
-          <w:szCs w:val="28"/>
-          <w:rtl/>
-        </w:rPr>
-        <w:t xml:space="preserve">צילום מסך של הדוח סיכום </w:t>
+        <w:t xml:space="preserve"> צילום מסך של הדוח סיכום </w:t>
       </w:r>
     </w:p>
     <w:p>
@@ -852,9 +836,9 @@
           <w:rtl/>
         </w:rPr>
         <w:drawing>
-          <wp:inline distT="0" distB="0" distL="0" distR="0" wp14:anchorId="21E22D90" wp14:editId="36138233">
-            <wp:extent cx="5274310" cy="1869396"/>
-            <wp:effectExtent l="0" t="0" r="2540" b="0"/>
+          <wp:inline distT="0" distB="0" distL="0" distR="0" wp14:anchorId="21E22D90" wp14:editId="43377779">
+            <wp:extent cx="5410595" cy="1917700"/>
+            <wp:effectExtent l="0" t="0" r="0" b="6350"/>
             <wp:docPr id="2050015023" name="תמונה 1"/>
             <wp:cNvGraphicFramePr>
               <a:graphicFrameLocks xmlns:a="http://schemas.openxmlformats.org/drawingml/2006/main" noChangeAspect="1"/>
@@ -875,7 +859,7 @@
                   <pic:spPr>
                     <a:xfrm>
                       <a:off x="0" y="0"/>
-                      <a:ext cx="5274310" cy="1869396"/>
+                      <a:ext cx="5430531" cy="1924766"/>
                     </a:xfrm>
                     <a:prstGeom prst="rect">
                       <a:avLst/>
@@ -961,27 +945,7 @@
           <w:szCs w:val="32"/>
           <w:rtl/>
         </w:rPr>
-        <w:t xml:space="preserve">כל הפרויקט הועלה </w:t>
-      </w:r>
-      <w:proofErr w:type="spellStart"/>
-      <w:r>
-        <w:rPr>
-          <w:rFonts w:hint="cs"/>
-          <w:sz w:val="32"/>
-          <w:szCs w:val="32"/>
-          <w:rtl/>
-        </w:rPr>
-        <w:t>לגיט</w:t>
-      </w:r>
-      <w:proofErr w:type="spellEnd"/>
-      <w:r>
-        <w:rPr>
-          <w:rFonts w:hint="cs"/>
-          <w:sz w:val="32"/>
-          <w:szCs w:val="32"/>
-          <w:rtl/>
-        </w:rPr>
-        <w:t xml:space="preserve"> בקישור שצורף למייל בנוסף ציר</w:t>
+        <w:t>כל הפרויקט הועלה לגיט בקישור שצורף למייל בנוסף ציר</w:t>
       </w:r>
       <w:r>
         <w:rPr>
@@ -999,27 +963,7 @@
           <w:szCs w:val="32"/>
           <w:rtl/>
         </w:rPr>
-        <w:t xml:space="preserve">תי </w:t>
-      </w:r>
-      <w:proofErr w:type="spellStart"/>
-      <w:r>
-        <w:rPr>
-          <w:rFonts w:hint="cs"/>
-          <w:sz w:val="32"/>
-          <w:szCs w:val="32"/>
-          <w:rtl/>
-        </w:rPr>
-        <w:t>תייקית</w:t>
-      </w:r>
-      <w:proofErr w:type="spellEnd"/>
-      <w:r>
-        <w:rPr>
-          <w:rFonts w:hint="cs"/>
-          <w:sz w:val="32"/>
-          <w:szCs w:val="32"/>
-          <w:rtl/>
-        </w:rPr>
-        <w:t xml:space="preserve"> </w:t>
+        <w:t xml:space="preserve">תי תייקית </w:t>
       </w:r>
       <w:r>
         <w:rPr>
@@ -1187,7 +1131,7 @@
 </file>
 
 <file path=word/endnotes.xml><?xml version="1.0" encoding="utf-8"?>
-<w:endnotes xmlns:wpc="http://schemas.microsoft.com/office/word/2010/wordprocessingCanvas" xmlns:cx="http://schemas.microsoft.com/office/drawing/2014/chartex" xmlns:cx1="http://schemas.microsoft.com/office/drawing/2015/9/8/chartex" xmlns:cx2="http://schemas.microsoft.com/office/drawing/2015/10/21/chartex" xmlns:cx3="http://schemas.microsoft.com/office/drawing/2016/5/9/chartex" xmlns:cx4="http://schemas.microsoft.com/office/drawing/2016/5/10/chartex" xmlns:cx5="http://schemas.microsoft.com/office/drawing/2016/5/11/chartex" xmlns:cx6="http://schemas.microsoft.com/office/drawing/2016/5/12/chartex" xmlns:cx7="http://schemas.microsoft.com/office/drawing/2016/5/13/chartex" xmlns:cx8="http://schemas.microsoft.com/office/drawing/2016/5/14/chartex" xmlns:mc="http://schemas.openxmlformats.org/markup-compatibility/2006" xmlns:aink="http://schemas.microsoft.com/office/drawing/2016/ink" xmlns:am3d="http://schemas.microsoft.com/office/drawing/2017/model3d" xmlns:o="urn:schemas-microsoft-com:office:office" xmlns:oel="http://schemas.microsoft.com/office/2019/extlst" xmlns:r="http://schemas.openxmlformats.org/officeDocument/2006/relationships" xmlns:m="http://schemas.openxmlformats.org/officeDocument/2006/math" xmlns:v="urn:schemas-microsoft-com:vml" xmlns:wp14="http://schemas.microsoft.com/office/word/2010/wordprocessingDrawing" xmlns:wp="http://schemas.openxmlformats.org/drawingml/2006/wordprocessingDrawing" xmlns:w10="urn:schemas-microsoft-com:office:word" xmlns:w="http://schemas.openxmlformats.org/wordprocessingml/2006/main" xmlns:w14="http://schemas.microsoft.com/office/word/2010/wordml" xmlns:w15="http://schemas.microsoft.com/office/word/2012/wordml" xmlns:w16cex="http://schemas.microsoft.com/office/word/2018/wordml/cex" xmlns:w16cid="http://schemas.microsoft.com/office/word/2016/wordml/cid" xmlns:w16="http://schemas.microsoft.com/office/word/2018/wordml" xmlns:w16du="http://schemas.microsoft.com/office/word/2023/wordml/word16du" xmlns:w16sdtdh="http://schemas.microsoft.com/office/word/2020/wordml/sdtdatahash" xmlns:w16sdtfl="http://schemas.microsoft.com/office/word/2024/wordml/sdtformatlock" xmlns:w16se="http://schemas.microsoft.com/office/word/2015/wordml/symex" xmlns:wpg="http://schemas.microsoft.com/office/word/2010/wordprocessingGroup" xmlns:wpi="http://schemas.microsoft.com/office/word/2010/wordprocessingInk" xmlns:wne="http://schemas.microsoft.com/office/word/2006/wordml" xmlns:wps="http://schemas.microsoft.com/office/word/2010/wordprocessingShape" mc:Ignorable="w14 w15 w16se w16cid w16 w16cex w16sdtdh w16sdtfl w16du wp14">
+<w:endnotes xmlns:wpc="http://schemas.microsoft.com/office/word/2010/wordprocessingCanvas" xmlns:cx="http://schemas.microsoft.com/office/drawing/2014/chartex" xmlns:cx1="http://schemas.microsoft.com/office/drawing/2015/9/8/chartex" xmlns:cx2="http://schemas.microsoft.com/office/drawing/2015/10/21/chartex" xmlns:cx3="http://schemas.microsoft.com/office/drawing/2016/5/9/chartex" xmlns:cx4="http://schemas.microsoft.com/office/drawing/2016/5/10/chartex" xmlns:cx5="http://schemas.microsoft.com/office/drawing/2016/5/11/chartex" xmlns:cx6="http://schemas.microsoft.com/office/drawing/2016/5/12/chartex" xmlns:cx7="http://schemas.microsoft.com/office/drawing/2016/5/13/chartex" xmlns:cx8="http://schemas.microsoft.com/office/drawing/2016/5/14/chartex" xmlns:mc="http://schemas.openxmlformats.org/markup-compatibility/2006" xmlns:aink="http://schemas.microsoft.com/office/drawing/2016/ink" xmlns:am3d="http://schemas.microsoft.com/office/drawing/2017/model3d" xmlns:o="urn:schemas-microsoft-com:office:office" xmlns:r="http://schemas.openxmlformats.org/officeDocument/2006/relationships" xmlns:m="http://schemas.openxmlformats.org/officeDocument/2006/math" xmlns:v="urn:schemas-microsoft-com:vml" xmlns:wp14="http://schemas.microsoft.com/office/word/2010/wordprocessingDrawing" xmlns:wp="http://schemas.openxmlformats.org/drawingml/2006/wordprocessingDrawing" xmlns:w10="urn:schemas-microsoft-com:office:word" xmlns:w="http://schemas.openxmlformats.org/wordprocessingml/2006/main" xmlns:w14="http://schemas.microsoft.com/office/word/2010/wordml" xmlns:w15="http://schemas.microsoft.com/office/word/2012/wordml" xmlns:w16cex="http://schemas.microsoft.com/office/word/2018/wordml/cex" xmlns:w16cid="http://schemas.microsoft.com/office/word/2016/wordml/cid" xmlns:w16="http://schemas.microsoft.com/office/word/2018/wordml" xmlns:w16sdtdh="http://schemas.microsoft.com/office/word/2020/wordml/sdtdatahash" xmlns:w16se="http://schemas.microsoft.com/office/word/2015/wordml/symex" xmlns:wpg="http://schemas.microsoft.com/office/word/2010/wordprocessingGroup" xmlns:wpi="http://schemas.microsoft.com/office/word/2010/wordprocessingInk" xmlns:wne="http://schemas.microsoft.com/office/word/2006/wordml" xmlns:wps="http://schemas.microsoft.com/office/word/2010/wordprocessingShape" mc:Ignorable="w14 w15 w16se w16cid w16 w16cex w16sdtdh wp14">
   <w:endnote w:type="separator" w:id="-1">
     <w:p>
       <w:pPr>
@@ -1212,7 +1156,7 @@
 </file>
 
 <file path=word/footnotes.xml><?xml version="1.0" encoding="utf-8"?>
-<w:footnotes xmlns:wpc="http://schemas.microsoft.com/office/word/2010/wordprocessingCanvas" xmlns:cx="http://schemas.microsoft.com/office/drawing/2014/chartex" xmlns:cx1="http://schemas.microsoft.com/office/drawing/2015/9/8/chartex" xmlns:cx2="http://schemas.microsoft.com/office/drawing/2015/10/21/chartex" xmlns:cx3="http://schemas.microsoft.com/office/drawing/2016/5/9/chartex" xmlns:cx4="http://schemas.microsoft.com/office/drawing/2016/5/10/chartex" xmlns:cx5="http://schemas.microsoft.com/office/drawing/2016/5/11/chartex" xmlns:cx6="http://schemas.microsoft.com/office/drawing/2016/5/12/chartex" xmlns:cx7="http://schemas.microsoft.com/office/drawing/2016/5/13/chartex" xmlns:cx8="http://schemas.microsoft.com/office/drawing/2016/5/14/chartex" xmlns:mc="http://schemas.openxmlformats.org/markup-compatibility/2006" xmlns:aink="http://schemas.microsoft.com/office/drawing/2016/ink" xmlns:am3d="http://schemas.microsoft.com/office/drawing/2017/model3d" xmlns:o="urn:schemas-microsoft-com:office:office" xmlns:oel="http://schemas.microsoft.com/office/2019/extlst" xmlns:r="http://schemas.openxmlformats.org/officeDocument/2006/relationships" xmlns:m="http://schemas.openxmlformats.org/officeDocument/2006/math" xmlns:v="urn:schemas-microsoft-com:vml" xmlns:wp14="http://schemas.microsoft.com/office/word/2010/wordprocessingDrawing" xmlns:wp="http://schemas.openxmlformats.org/drawingml/2006/wordprocessingDrawing" xmlns:w10="urn:schemas-microsoft-com:office:word" xmlns:w="http://schemas.openxmlformats.org/wordprocessingml/2006/main" xmlns:w14="http://schemas.microsoft.com/office/word/2010/wordml" xmlns:w15="http://schemas.microsoft.com/office/word/2012/wordml" xmlns:w16cex="http://schemas.microsoft.com/office/word/2018/wordml/cex" xmlns:w16cid="http://schemas.microsoft.com/office/word/2016/wordml/cid" xmlns:w16="http://schemas.microsoft.com/office/word/2018/wordml" xmlns:w16du="http://schemas.microsoft.com/office/word/2023/wordml/word16du" xmlns:w16sdtdh="http://schemas.microsoft.com/office/word/2020/wordml/sdtdatahash" xmlns:w16sdtfl="http://schemas.microsoft.com/office/word/2024/wordml/sdtformatlock" xmlns:w16se="http://schemas.microsoft.com/office/word/2015/wordml/symex" xmlns:wpg="http://schemas.microsoft.com/office/word/2010/wordprocessingGroup" xmlns:wpi="http://schemas.microsoft.com/office/word/2010/wordprocessingInk" xmlns:wne="http://schemas.microsoft.com/office/word/2006/wordml" xmlns:wps="http://schemas.microsoft.com/office/word/2010/wordprocessingShape" mc:Ignorable="w14 w15 w16se w16cid w16 w16cex w16sdtdh w16sdtfl w16du wp14">
+<w:footnotes xmlns:wpc="http://schemas.microsoft.com/office/word/2010/wordprocessingCanvas" xmlns:cx="http://schemas.microsoft.com/office/drawing/2014/chartex" xmlns:cx1="http://schemas.microsoft.com/office/drawing/2015/9/8/chartex" xmlns:cx2="http://schemas.microsoft.com/office/drawing/2015/10/21/chartex" xmlns:cx3="http://schemas.microsoft.com/office/drawing/2016/5/9/chartex" xmlns:cx4="http://schemas.microsoft.com/office/drawing/2016/5/10/chartex" xmlns:cx5="http://schemas.microsoft.com/office/drawing/2016/5/11/chartex" xmlns:cx6="http://schemas.microsoft.com/office/drawing/2016/5/12/chartex" xmlns:cx7="http://schemas.microsoft.com/office/drawing/2016/5/13/chartex" xmlns:cx8="http://schemas.microsoft.com/office/drawing/2016/5/14/chartex" xmlns:mc="http://schemas.openxmlformats.org/markup-compatibility/2006" xmlns:aink="http://schemas.microsoft.com/office/drawing/2016/ink" xmlns:am3d="http://schemas.microsoft.com/office/drawing/2017/model3d" xmlns:o="urn:schemas-microsoft-com:office:office" xmlns:r="http://schemas.openxmlformats.org/officeDocument/2006/relationships" xmlns:m="http://schemas.openxmlformats.org/officeDocument/2006/math" xmlns:v="urn:schemas-microsoft-com:vml" xmlns:wp14="http://schemas.microsoft.com/office/word/2010/wordprocessingDrawing" xmlns:wp="http://schemas.openxmlformats.org/drawingml/2006/wordprocessingDrawing" xmlns:w10="urn:schemas-microsoft-com:office:word" xmlns:w="http://schemas.openxmlformats.org/wordprocessingml/2006/main" xmlns:w14="http://schemas.microsoft.com/office/word/2010/wordml" xmlns:w15="http://schemas.microsoft.com/office/word/2012/wordml" xmlns:w16cex="http://schemas.microsoft.com/office/word/2018/wordml/cex" xmlns:w16cid="http://schemas.microsoft.com/office/word/2016/wordml/cid" xmlns:w16="http://schemas.microsoft.com/office/word/2018/wordml" xmlns:w16sdtdh="http://schemas.microsoft.com/office/word/2020/wordml/sdtdatahash" xmlns:w16se="http://schemas.microsoft.com/office/word/2015/wordml/symex" xmlns:wpg="http://schemas.microsoft.com/office/word/2010/wordprocessingGroup" xmlns:wpi="http://schemas.microsoft.com/office/word/2010/wordprocessingInk" xmlns:wne="http://schemas.microsoft.com/office/word/2006/wordml" xmlns:wps="http://schemas.microsoft.com/office/word/2010/wordprocessingShape" mc:Ignorable="w14 w15 w16se w16cid w16 w16cex w16sdtdh wp14">
   <w:footnote w:type="separator" w:id="-1">
     <w:p>
       <w:pPr>
@@ -1237,7 +1181,7 @@
 </file>
 
 <file path=word/header1.xml><?xml version="1.0" encoding="utf-8"?>
-<w:hdr xmlns:wpc="http://schemas.microsoft.com/office/word/2010/wordprocessingCanvas" xmlns:cx="http://schemas.microsoft.com/office/drawing/2014/chartex" xmlns:cx1="http://schemas.microsoft.com/office/drawing/2015/9/8/chartex" xmlns:cx2="http://schemas.microsoft.com/office/drawing/2015/10/21/chartex" xmlns:cx3="http://schemas.microsoft.com/office/drawing/2016/5/9/chartex" xmlns:cx4="http://schemas.microsoft.com/office/drawing/2016/5/10/chartex" xmlns:cx5="http://schemas.microsoft.com/office/drawing/2016/5/11/chartex" xmlns:cx6="http://schemas.microsoft.com/office/drawing/2016/5/12/chartex" xmlns:cx7="http://schemas.microsoft.com/office/drawing/2016/5/13/chartex" xmlns:cx8="http://schemas.microsoft.com/office/drawing/2016/5/14/chartex" xmlns:mc="http://schemas.openxmlformats.org/markup-compatibility/2006" xmlns:aink="http://schemas.microsoft.com/office/drawing/2016/ink" xmlns:am3d="http://schemas.microsoft.com/office/drawing/2017/model3d" xmlns:o="urn:schemas-microsoft-com:office:office" xmlns:oel="http://schemas.microsoft.com/office/2019/extlst" xmlns:r="http://schemas.openxmlformats.org/officeDocument/2006/relationships" xmlns:m="http://schemas.openxmlformats.org/officeDocument/2006/math" xmlns:v="urn:schemas-microsoft-com:vml" xmlns:wp14="http://schemas.microsoft.com/office/word/2010/wordprocessingDrawing" xmlns:wp="http://schemas.openxmlformats.org/drawingml/2006/wordprocessingDrawing" xmlns:w10="urn:schemas-microsoft-com:office:word" xmlns:w="http://schemas.openxmlformats.org/wordprocessingml/2006/main" xmlns:w14="http://schemas.microsoft.com/office/word/2010/wordml" xmlns:w15="http://schemas.microsoft.com/office/word/2012/wordml" xmlns:w16cex="http://schemas.microsoft.com/office/word/2018/wordml/cex" xmlns:w16cid="http://schemas.microsoft.com/office/word/2016/wordml/cid" xmlns:w16="http://schemas.microsoft.com/office/word/2018/wordml" xmlns:w16du="http://schemas.microsoft.com/office/word/2023/wordml/word16du" xmlns:w16sdtdh="http://schemas.microsoft.com/office/word/2020/wordml/sdtdatahash" xmlns:w16sdtfl="http://schemas.microsoft.com/office/word/2024/wordml/sdtformatlock" xmlns:w16se="http://schemas.microsoft.com/office/word/2015/wordml/symex" xmlns:wpg="http://schemas.microsoft.com/office/word/2010/wordprocessingGroup" xmlns:wpi="http://schemas.microsoft.com/office/word/2010/wordprocessingInk" xmlns:wne="http://schemas.microsoft.com/office/word/2006/wordml" xmlns:wps="http://schemas.microsoft.com/office/word/2010/wordprocessingShape" mc:Ignorable="w14 w15 w16se w16cid w16 w16cex w16sdtdh w16sdtfl w16du wp14">
+<w:hdr xmlns:wpc="http://schemas.microsoft.com/office/word/2010/wordprocessingCanvas" xmlns:cx="http://schemas.microsoft.com/office/drawing/2014/chartex" xmlns:cx1="http://schemas.microsoft.com/office/drawing/2015/9/8/chartex" xmlns:cx2="http://schemas.microsoft.com/office/drawing/2015/10/21/chartex" xmlns:cx3="http://schemas.microsoft.com/office/drawing/2016/5/9/chartex" xmlns:cx4="http://schemas.microsoft.com/office/drawing/2016/5/10/chartex" xmlns:cx5="http://schemas.microsoft.com/office/drawing/2016/5/11/chartex" xmlns:cx6="http://schemas.microsoft.com/office/drawing/2016/5/12/chartex" xmlns:cx7="http://schemas.microsoft.com/office/drawing/2016/5/13/chartex" xmlns:cx8="http://schemas.microsoft.com/office/drawing/2016/5/14/chartex" xmlns:mc="http://schemas.openxmlformats.org/markup-compatibility/2006" xmlns:aink="http://schemas.microsoft.com/office/drawing/2016/ink" xmlns:am3d="http://schemas.microsoft.com/office/drawing/2017/model3d" xmlns:o="urn:schemas-microsoft-com:office:office" xmlns:r="http://schemas.openxmlformats.org/officeDocument/2006/relationships" xmlns:m="http://schemas.openxmlformats.org/officeDocument/2006/math" xmlns:v="urn:schemas-microsoft-com:vml" xmlns:wp14="http://schemas.microsoft.com/office/word/2010/wordprocessingDrawing" xmlns:wp="http://schemas.openxmlformats.org/drawingml/2006/wordprocessingDrawing" xmlns:w10="urn:schemas-microsoft-com:office:word" xmlns:w="http://schemas.openxmlformats.org/wordprocessingml/2006/main" xmlns:w14="http://schemas.microsoft.com/office/word/2010/wordml" xmlns:w15="http://schemas.microsoft.com/office/word/2012/wordml" xmlns:w16cex="http://schemas.microsoft.com/office/word/2018/wordml/cex" xmlns:w16cid="http://schemas.microsoft.com/office/word/2016/wordml/cid" xmlns:w16="http://schemas.microsoft.com/office/word/2018/wordml" xmlns:w16sdtdh="http://schemas.microsoft.com/office/word/2020/wordml/sdtdatahash" xmlns:w16se="http://schemas.microsoft.com/office/word/2015/wordml/symex" xmlns:wpg="http://schemas.microsoft.com/office/word/2010/wordprocessingGroup" xmlns:wpi="http://schemas.microsoft.com/office/word/2010/wordprocessingInk" xmlns:wne="http://schemas.microsoft.com/office/word/2006/wordml" xmlns:wps="http://schemas.microsoft.com/office/word/2010/wordprocessingShape" mc:Ignorable="w14 w15 w16se w16cid w16 w16cex w16sdtdh wp14">
   <w:p>
     <w:pPr>
       <w:pStyle w:val="ae"/>
@@ -1254,7 +1198,7 @@
 </file>
 
 <file path=word/numbering.xml><?xml version="1.0" encoding="utf-8"?>
-<w:numbering xmlns:wpc="http://schemas.microsoft.com/office/word/2010/wordprocessingCanvas" xmlns:cx="http://schemas.microsoft.com/office/drawing/2014/chartex" xmlns:cx1="http://schemas.microsoft.com/office/drawing/2015/9/8/chartex" xmlns:cx2="http://schemas.microsoft.com/office/drawing/2015/10/21/chartex" xmlns:cx3="http://schemas.microsoft.com/office/drawing/2016/5/9/chartex" xmlns:cx4="http://schemas.microsoft.com/office/drawing/2016/5/10/chartex" xmlns:cx5="http://schemas.microsoft.com/office/drawing/2016/5/11/chartex" xmlns:cx6="http://schemas.microsoft.com/office/drawing/2016/5/12/chartex" xmlns:cx7="http://schemas.microsoft.com/office/drawing/2016/5/13/chartex" xmlns:cx8="http://schemas.microsoft.com/office/drawing/2016/5/14/chartex" xmlns:mc="http://schemas.openxmlformats.org/markup-compatibility/2006" xmlns:aink="http://schemas.microsoft.com/office/drawing/2016/ink" xmlns:am3d="http://schemas.microsoft.com/office/drawing/2017/model3d" xmlns:o="urn:schemas-microsoft-com:office:office" xmlns:oel="http://schemas.microsoft.com/office/2019/extlst" xmlns:r="http://schemas.openxmlformats.org/officeDocument/2006/relationships" xmlns:m="http://schemas.openxmlformats.org/officeDocument/2006/math" xmlns:v="urn:schemas-microsoft-com:vml" xmlns:wp14="http://schemas.microsoft.com/office/word/2010/wordprocessingDrawing" xmlns:wp="http://schemas.openxmlformats.org/drawingml/2006/wordprocessingDrawing" xmlns:w10="urn:schemas-microsoft-com:office:word" xmlns:w="http://schemas.openxmlformats.org/wordprocessingml/2006/main" xmlns:w14="http://schemas.microsoft.com/office/word/2010/wordml" xmlns:w15="http://schemas.microsoft.com/office/word/2012/wordml" xmlns:w16cex="http://schemas.microsoft.com/office/word/2018/wordml/cex" xmlns:w16cid="http://schemas.microsoft.com/office/word/2016/wordml/cid" xmlns:w16="http://schemas.microsoft.com/office/word/2018/wordml" xmlns:w16du="http://schemas.microsoft.com/office/word/2023/wordml/word16du" xmlns:w16sdtdh="http://schemas.microsoft.com/office/word/2020/wordml/sdtdatahash" xmlns:w16sdtfl="http://schemas.microsoft.com/office/word/2024/wordml/sdtformatlock" xmlns:w16se="http://schemas.microsoft.com/office/word/2015/wordml/symex" xmlns:wpg="http://schemas.microsoft.com/office/word/2010/wordprocessingGroup" xmlns:wpi="http://schemas.microsoft.com/office/word/2010/wordprocessingInk" xmlns:wne="http://schemas.microsoft.com/office/word/2006/wordml" xmlns:wps="http://schemas.microsoft.com/office/word/2010/wordprocessingShape" mc:Ignorable="w14 w15 w16se w16cid w16 w16cex w16sdtdh w16sdtfl w16du wp14">
+<w:numbering xmlns:wpc="http://schemas.microsoft.com/office/word/2010/wordprocessingCanvas" xmlns:cx="http://schemas.microsoft.com/office/drawing/2014/chartex" xmlns:cx1="http://schemas.microsoft.com/office/drawing/2015/9/8/chartex" xmlns:cx2="http://schemas.microsoft.com/office/drawing/2015/10/21/chartex" xmlns:cx3="http://schemas.microsoft.com/office/drawing/2016/5/9/chartex" xmlns:cx4="http://schemas.microsoft.com/office/drawing/2016/5/10/chartex" xmlns:cx5="http://schemas.microsoft.com/office/drawing/2016/5/11/chartex" xmlns:cx6="http://schemas.microsoft.com/office/drawing/2016/5/12/chartex" xmlns:cx7="http://schemas.microsoft.com/office/drawing/2016/5/13/chartex" xmlns:cx8="http://schemas.microsoft.com/office/drawing/2016/5/14/chartex" xmlns:mc="http://schemas.openxmlformats.org/markup-compatibility/2006" xmlns:aink="http://schemas.microsoft.com/office/drawing/2016/ink" xmlns:am3d="http://schemas.microsoft.com/office/drawing/2017/model3d" xmlns:o="urn:schemas-microsoft-com:office:office" xmlns:r="http://schemas.openxmlformats.org/officeDocument/2006/relationships" xmlns:m="http://schemas.openxmlformats.org/officeDocument/2006/math" xmlns:v="urn:schemas-microsoft-com:vml" xmlns:wp14="http://schemas.microsoft.com/office/word/2010/wordprocessingDrawing" xmlns:wp="http://schemas.openxmlformats.org/drawingml/2006/wordprocessingDrawing" xmlns:w10="urn:schemas-microsoft-com:office:word" xmlns:w="http://schemas.openxmlformats.org/wordprocessingml/2006/main" xmlns:w14="http://schemas.microsoft.com/office/word/2010/wordml" xmlns:w15="http://schemas.microsoft.com/office/word/2012/wordml" xmlns:w16cex="http://schemas.microsoft.com/office/word/2018/wordml/cex" xmlns:w16cid="http://schemas.microsoft.com/office/word/2016/wordml/cid" xmlns:w16="http://schemas.microsoft.com/office/word/2018/wordml" xmlns:w16sdtdh="http://schemas.microsoft.com/office/word/2020/wordml/sdtdatahash" xmlns:w16se="http://schemas.microsoft.com/office/word/2015/wordml/symex" xmlns:wpg="http://schemas.microsoft.com/office/word/2010/wordprocessingGroup" xmlns:wpi="http://schemas.microsoft.com/office/word/2010/wordprocessingInk" xmlns:wne="http://schemas.microsoft.com/office/word/2006/wordml" xmlns:wps="http://schemas.microsoft.com/office/word/2010/wordprocessingShape" mc:Ignorable="w14 w15 w16se w16cid w16 w16cex w16sdtdh wp14">
   <w:abstractNum w:abstractNumId="0" w15:restartNumberingAfterBreak="0">
     <w:nsid w:val="0638426B"/>
     <w:multiLevelType w:val="hybridMultilevel"/>
@@ -1907,29 +1851,29 @@
       </w:rPr>
     </w:lvl>
   </w:abstractNum>
-  <w:num w:numId="1" w16cid:durableId="948050797">
+  <w:num w:numId="1">
     <w:abstractNumId w:val="2"/>
   </w:num>
-  <w:num w:numId="2" w16cid:durableId="621880821">
+  <w:num w:numId="2">
     <w:abstractNumId w:val="3"/>
   </w:num>
-  <w:num w:numId="3" w16cid:durableId="32659898">
+  <w:num w:numId="3">
     <w:abstractNumId w:val="0"/>
   </w:num>
-  <w:num w:numId="4" w16cid:durableId="2066297528">
+  <w:num w:numId="4">
     <w:abstractNumId w:val="1"/>
   </w:num>
-  <w:num w:numId="5" w16cid:durableId="1980110288">
+  <w:num w:numId="5">
     <w:abstractNumId w:val="5"/>
   </w:num>
-  <w:num w:numId="6" w16cid:durableId="1554728573">
+  <w:num w:numId="6">
     <w:abstractNumId w:val="4"/>
   </w:num>
 </w:numbering>
 </file>
 
 <file path=word/styles.xml><?xml version="1.0" encoding="utf-8"?>
-<w:styles xmlns:mc="http://schemas.openxmlformats.org/markup-compatibility/2006" xmlns:r="http://schemas.openxmlformats.org/officeDocument/2006/relationships" xmlns:w="http://schemas.openxmlformats.org/wordprocessingml/2006/main" xmlns:w14="http://schemas.microsoft.com/office/word/2010/wordml" xmlns:w15="http://schemas.microsoft.com/office/word/2012/wordml" xmlns:w16cex="http://schemas.microsoft.com/office/word/2018/wordml/cex" xmlns:w16cid="http://schemas.microsoft.com/office/word/2016/wordml/cid" xmlns:w16="http://schemas.microsoft.com/office/word/2018/wordml" xmlns:w16du="http://schemas.microsoft.com/office/word/2023/wordml/word16du" xmlns:w16sdtdh="http://schemas.microsoft.com/office/word/2020/wordml/sdtdatahash" xmlns:w16sdtfl="http://schemas.microsoft.com/office/word/2024/wordml/sdtformatlock" xmlns:w16se="http://schemas.microsoft.com/office/word/2015/wordml/symex" mc:Ignorable="w14 w15 w16se w16cid w16 w16cex w16sdtdh w16sdtfl w16du">
+<w:styles xmlns:mc="http://schemas.openxmlformats.org/markup-compatibility/2006" xmlns:r="http://schemas.openxmlformats.org/officeDocument/2006/relationships" xmlns:w="http://schemas.openxmlformats.org/wordprocessingml/2006/main" xmlns:w14="http://schemas.microsoft.com/office/word/2010/wordml" xmlns:w15="http://schemas.microsoft.com/office/word/2012/wordml" xmlns:w16cex="http://schemas.microsoft.com/office/word/2018/wordml/cex" xmlns:w16cid="http://schemas.microsoft.com/office/word/2016/wordml/cid" xmlns:w16="http://schemas.microsoft.com/office/word/2018/wordml" xmlns:w16sdtdh="http://schemas.microsoft.com/office/word/2020/wordml/sdtdatahash" xmlns:w16se="http://schemas.microsoft.com/office/word/2015/wordml/symex" mc:Ignorable="w14 w15 w16se w16cid w16 w16cex w16sdtdh">
   <w:docDefaults>
     <w:rPrDefault>
       <w:rPr>
